--- a/2_Abstract/Modello Abstract.docx
+++ b/2_Abstract/Modello Abstract.docx
@@ -137,40 +137,14 @@
       </w:r>
       <w:r>
         <w:rPr>
+          <w:i w:val="0"/>
           <w:iCs/>
           <w:sz w:val="22"/>
           <w:szCs w:val="14"/>
           <w:lang w:val="it-IT"/>
         </w:rPr>
         <w:tab/>
-        <w:t xml:space="preserve">Date di inizio e fine </w:t>
-      </w:r>
-      <w:r>
-        <w:rPr>
-          <w:iCs/>
-          <w:sz w:val="22"/>
-          <w:szCs w:val="14"/>
-          <w:lang w:val="it-IT"/>
-        </w:rPr>
-        <w:t>d</w:t>
-      </w:r>
-      <w:r>
-        <w:rPr>
-          <w:iCs/>
-          <w:sz w:val="22"/>
-          <w:szCs w:val="14"/>
-          <w:lang w:val="it-IT"/>
-        </w:rPr>
-        <w:t>el</w:t>
-      </w:r>
-      <w:r>
-        <w:rPr>
-          <w:iCs/>
-          <w:sz w:val="22"/>
-          <w:szCs w:val="14"/>
-          <w:lang w:val="it-IT"/>
-        </w:rPr>
-        <w:t xml:space="preserve"> lavoro</w:t>
+        <w:t>11.09.2026 – 18.12.2026</w:t>
       </w:r>
     </w:p>
     <w:p>
